--- a/static/downloads/pt-br/docx/layer-3/internal-economy-protocol.docx
+++ b/static/downloads/pt-br/docx/layer-3/internal-economy-protocol.docx
@@ -87,7 +87,7 @@
         <w:t xml:space="preserve"> </w:t>
       </w:r>
       <w:r>
-        <w:t xml:space="preserve">2026-06-26</w:t>
+        <w:t xml:space="preserve">2026-07-07</w:t>
       </w:r>
     </w:p>
     <w:p>
@@ -431,8 +431,14 @@
     </w:p>
     <w:p>
       <w:pPr>
-        <w:pStyle w:val="BlockText"/>
-      </w:pPr>
+        <w:pStyle w:val="BodyText"/>
+      </w:pPr>
+      <w:r>
+        <w:t xml:space="preserve">&gt;</w:t>
+      </w:r>
+      <w:r>
+        <w:t xml:space="preserve"> </w:t>
+      </w:r>
       <w:r>
         <w:rPr>
           <w:b/>
@@ -440,19 +446,29 @@
         </w:rPr>
         <w:t xml:space="preserve">Justificativa — Por que classificar cada recurso</w:t>
       </w:r>
-    </w:p>
-    <w:p>
-      <w:pPr>
-        <w:pStyle w:val="BlockText"/>
-      </w:pPr>
-      <w:r>
-        <w:t xml:space="preserve">Recursos não classificados são onde a privatização silenciosa acontece — alguém começa a tratar um ativo compartilhado como pessoal, ou um ativo privado é absorvido silenciosamente pelas obrigações da comunidade, e quando alguém percebe a norma já mudou. A classificação explícita, com guardiões e regras de transferência nomeadas desde o início, transforma qualquer mudança nesse status em um ato de governança visível, em vez de um fato que se infiltra.</w:t>
-      </w:r>
-    </w:p>
-    <w:p>
-      <w:pPr>
-        <w:pStyle w:val="BlockText"/>
-      </w:pPr>
+      <w:r>
+        <w:t xml:space="preserve"> </w:t>
+      </w:r>
+      <w:r>
+        <w:t xml:space="preserve">&gt;</w:t>
+      </w:r>
+      <w:r>
+        <w:t xml:space="preserve"> </w:t>
+      </w:r>
+      <w:r>
+        <w:t xml:space="preserve">&gt; Recursos não classificados são onde a privatização silenciosa acontece — alguém começa a tratar um ativo compartilhado como pessoal, ou um ativo privado é absorvido silenciosamente pelas obrigações da comunidade, e quando alguém percebe a norma já mudou. A classificação explícita, com guardiões e regras de transferência nomeadas desde o início, transforma qualquer mudança nesse status em um ato de governança visível, em vez de um fato que se infiltra.</w:t>
+      </w:r>
+    </w:p>
+    <w:p>
+      <w:pPr>
+        <w:pStyle w:val="BodyText"/>
+      </w:pPr>
+      <w:r>
+        <w:t xml:space="preserve">&gt;</w:t>
+      </w:r>
+      <w:r>
+        <w:t xml:space="preserve"> </w:t>
+      </w:r>
       <w:r>
         <w:rPr>
           <w:b/>
@@ -460,13 +476,17 @@
         </w:rPr>
         <w:t xml:space="preserve">Instruções — Como preencher isso</w:t>
       </w:r>
-    </w:p>
-    <w:p>
-      <w:pPr>
-        <w:pStyle w:val="BlockText"/>
-      </w:pPr>
-      <w:r>
-        <w:t xml:space="preserve">Para cada recurso que a comunidade possui, declare a classificação (Bens Comuns / Privado), nomeie um guardião, defina as regras de acesso e indique as restrições de transferência. Recursos não classificados não devem ser alocados, onerados, monetizados ou transferidos até serem classificados.</w:t>
+      <w:r>
+        <w:t xml:space="preserve"> </w:t>
+      </w:r>
+      <w:r>
+        <w:t xml:space="preserve">&gt;</w:t>
+      </w:r>
+      <w:r>
+        <w:t xml:space="preserve"> </w:t>
+      </w:r>
+      <w:r>
+        <w:t xml:space="preserve">&gt; Para cada recurso que a comunidade possui, declare a classificação (Bens Comuns / Privado), nomeie um guardião, defina as regras de acesso e indique as restrições de transferência. Recursos não classificados não devem ser alocados, onerados, monetizados ou transferidos até serem classificados.</w:t>
       </w:r>
     </w:p>
     <w:tbl>
@@ -930,10 +950,10 @@
     </w:tbl>
     <w:p>
       <w:pPr>
-        <w:pStyle w:val="BlockText"/>
-      </w:pPr>
-      <w:r>
-        <w:t xml:space="preserve">Qualquer recurso não classificado não deve ser alocado, onerado, monetizado ou transferido até que a classificação seja concluída.</w:t>
+        <w:pStyle w:val="BodyText"/>
+      </w:pPr>
+      <w:r>
+        <w:t xml:space="preserve">&gt; Qualquer recurso não classificado não deve ser alocado, onerado, monetizado ou transferido até que a classificação seja concluída.</w:t>
       </w:r>
     </w:p>
     <w:bookmarkEnd w:id="19"/>
@@ -1025,8 +1045,14 @@
     </w:p>
     <w:p>
       <w:pPr>
-        <w:pStyle w:val="BlockText"/>
-      </w:pPr>
+        <w:pStyle w:val="BodyText"/>
+      </w:pPr>
+      <w:r>
+        <w:t xml:space="preserve">&gt;</w:t>
+      </w:r>
+      <w:r>
+        <w:t xml:space="preserve"> </w:t>
+      </w:r>
       <w:r>
         <w:rPr>
           <w:b/>
@@ -1034,13 +1060,17 @@
         </w:rPr>
         <w:t xml:space="preserve">Justificativa — Por que nomear os tipos de trabalho que contam</w:t>
       </w:r>
-    </w:p>
-    <w:p>
-      <w:pPr>
-        <w:pStyle w:val="BlockText"/>
-      </w:pPr>
-      <w:r>
-        <w:t xml:space="preserve">Se a comunidade nunca diz em voz alta de quais tipos de trabalho depende, o trabalho invisível — cuidado, facilitação, moderação, gestão — permanece invisível, e as pessoas que o realizam se esgotam ou vão embora. Enumerar categorias converte</w:t>
+      <w:r>
+        <w:t xml:space="preserve"> </w:t>
+      </w:r>
+      <w:r>
+        <w:t xml:space="preserve">&gt;</w:t>
+      </w:r>
+      <w:r>
+        <w:t xml:space="preserve"> </w:t>
+      </w:r>
+      <w:r>
+        <w:t xml:space="preserve">&gt; Se a comunidade nunca diz em voz alta de quais tipos de trabalho depende, o trabalho invisível — cuidado, facilitação, moderação, gestão — permanece invisível, e as pessoas que o realizam se esgotam ou vão embora. Enumerar categorias converte</w:t>
       </w:r>
       <w:r>
         <w:t xml:space="preserve"> </w:t>
@@ -1057,8 +1087,14 @@
     </w:p>
     <w:p>
       <w:pPr>
-        <w:pStyle w:val="BlockText"/>
-      </w:pPr>
+        <w:pStyle w:val="BodyText"/>
+      </w:pPr>
+      <w:r>
+        <w:t xml:space="preserve">&gt;</w:t>
+      </w:r>
+      <w:r>
+        <w:t xml:space="preserve"> </w:t>
+      </w:r>
       <w:r>
         <w:rPr>
           <w:b/>
@@ -1066,13 +1102,17 @@
         </w:rPr>
         <w:t xml:space="preserve">Instruções — Como preencher isso</w:t>
       </w:r>
-    </w:p>
-    <w:p>
-      <w:pPr>
-        <w:pStyle w:val="BlockText"/>
-      </w:pPr>
-      <w:r>
-        <w:t xml:space="preserve">Liste as categorias de contribuição que sua comunidade reconhece. Cuidado, facilitação, gestão e participação informal são comumente sub-reconhecidos — nomeie-os explicitamente se forem aplicáveis.</w:t>
+      <w:r>
+        <w:t xml:space="preserve"> </w:t>
+      </w:r>
+      <w:r>
+        <w:t xml:space="preserve">&gt;</w:t>
+      </w:r>
+      <w:r>
+        <w:t xml:space="preserve"> </w:t>
+      </w:r>
+      <w:r>
+        <w:t xml:space="preserve">&gt; Liste as categorias de contribuição que sua comunidade reconhece. Cuidado, facilitação, gestão e participação informal são comumente sub-reconhecidos — nomeie-os explicitamente se forem aplicáveis.</w:t>
       </w:r>
     </w:p>
     <w:tbl>
@@ -1134,6 +1174,13 @@
             <w:pPr>
               <w:pStyle w:val="Compact"/>
             </w:pPr>
+            <w:r>
+              <w:rPr>
+                <w:i/>
+                <w:iCs/>
+              </w:rPr>
+              <w:t xml:space="preserve">&lt;exemplos&gt;</w:t>
+            </w:r>
           </w:p>
         </w:tc>
       </w:tr>
@@ -1159,6 +1206,13 @@
             <w:pPr>
               <w:pStyle w:val="Compact"/>
             </w:pPr>
+            <w:r>
+              <w:rPr>
+                <w:i/>
+                <w:iCs/>
+              </w:rPr>
+              <w:t xml:space="preserve">&lt;exemplos&gt;</w:t>
+            </w:r>
           </w:p>
         </w:tc>
       </w:tr>
@@ -1184,6 +1238,13 @@
             <w:pPr>
               <w:pStyle w:val="Compact"/>
             </w:pPr>
+            <w:r>
+              <w:rPr>
+                <w:i/>
+                <w:iCs/>
+              </w:rPr>
+              <w:t xml:space="preserve">&lt;exemplos&gt;</w:t>
+            </w:r>
           </w:p>
         </w:tc>
       </w:tr>
@@ -1209,6 +1270,13 @@
             <w:pPr>
               <w:pStyle w:val="Compact"/>
             </w:pPr>
+            <w:r>
+              <w:rPr>
+                <w:i/>
+                <w:iCs/>
+              </w:rPr>
+              <w:t xml:space="preserve">&lt;exemplos&gt;</w:t>
+            </w:r>
           </w:p>
         </w:tc>
       </w:tr>
@@ -1234,6 +1302,13 @@
             <w:pPr>
               <w:pStyle w:val="Compact"/>
             </w:pPr>
+            <w:r>
+              <w:rPr>
+                <w:i/>
+                <w:iCs/>
+              </w:rPr>
+              <w:t xml:space="preserve">&lt;exemplos&gt;</w:t>
+            </w:r>
           </w:p>
         </w:tc>
       </w:tr>
@@ -1259,6 +1334,13 @@
             <w:pPr>
               <w:pStyle w:val="Compact"/>
             </w:pPr>
+            <w:r>
+              <w:rPr>
+                <w:i/>
+                <w:iCs/>
+              </w:rPr>
+              <w:t xml:space="preserve">&lt;exemplos&gt;</w:t>
+            </w:r>
           </w:p>
         </w:tc>
       </w:tr>
@@ -1284,6 +1366,13 @@
             <w:pPr>
               <w:pStyle w:val="Compact"/>
             </w:pPr>
+            <w:r>
+              <w:rPr>
+                <w:i/>
+                <w:iCs/>
+              </w:rPr>
+              <w:t xml:space="preserve">&lt;exemplos&gt;</w:t>
+            </w:r>
           </w:p>
         </w:tc>
       </w:tr>
@@ -1353,8 +1442,14 @@
     </w:p>
     <w:p>
       <w:pPr>
-        <w:pStyle w:val="BlockText"/>
-      </w:pPr>
+        <w:pStyle w:val="BodyText"/>
+      </w:pPr>
+      <w:r>
+        <w:t xml:space="preserve">&gt;</w:t>
+      </w:r>
+      <w:r>
+        <w:t xml:space="preserve"> </w:t>
+      </w:r>
       <w:r>
         <w:rPr>
           <w:b/>
@@ -1362,13 +1457,17 @@
         </w:rPr>
         <w:t xml:space="preserve">Justificativa — Por que definir como o reconhecimento realmente funciona</w:t>
       </w:r>
-    </w:p>
-    <w:p>
-      <w:pPr>
-        <w:pStyle w:val="BlockText"/>
-      </w:pPr>
-      <w:r>
-        <w:t xml:space="preserve">Sem um mecanismo definido,</w:t>
+      <w:r>
+        <w:t xml:space="preserve"> </w:t>
+      </w:r>
+      <w:r>
+        <w:t xml:space="preserve">&gt;</w:t>
+      </w:r>
+      <w:r>
+        <w:t xml:space="preserve"> </w:t>
+      </w:r>
+      <w:r>
+        <w:t xml:space="preserve">&gt; Sem um mecanismo definido,</w:t>
       </w:r>
       <w:r>
         <w:t xml:space="preserve"> </w:t>
@@ -1385,8 +1484,14 @@
     </w:p>
     <w:p>
       <w:pPr>
-        <w:pStyle w:val="BlockText"/>
-      </w:pPr>
+        <w:pStyle w:val="BodyText"/>
+      </w:pPr>
+      <w:r>
+        <w:t xml:space="preserve">&gt;</w:t>
+      </w:r>
+      <w:r>
+        <w:t xml:space="preserve"> </w:t>
+      </w:r>
       <w:r>
         <w:rPr>
           <w:b/>
@@ -1394,13 +1499,17 @@
         </w:rPr>
         <w:t xml:space="preserve">Instruções — Como preencher isso</w:t>
       </w:r>
-    </w:p>
-    <w:p>
-      <w:pPr>
-        <w:pStyle w:val="BlockText"/>
-      </w:pPr>
-      <w:r>
-        <w:t xml:space="preserve">Indique o que se qualifica, como os reconhecimentos são registrados, quem valida, o que eles desbloqueiam (ou não desbloqueiam) e como os membros contestam um registro.</w:t>
+      <w:r>
+        <w:t xml:space="preserve"> </w:t>
+      </w:r>
+      <w:r>
+        <w:t xml:space="preserve">&gt;</w:t>
+      </w:r>
+      <w:r>
+        <w:t xml:space="preserve"> </w:t>
+      </w:r>
+      <w:r>
+        <w:t xml:space="preserve">&gt; Indique o que se qualifica, como os reconhecimentos são registrados, quem valida, o que eles desbloqueiam (ou não desbloqueiam) e como os membros contestam um registro.</w:t>
       </w:r>
     </w:p>
     <w:p>
@@ -1524,6 +1633,13 @@
       </w:r>
       <w:r>
         <w:t xml:space="preserve"> </w:t>
+      </w:r>
+      <w:r>
+        <w:rPr>
+          <w:i/>
+          <w:iCs/>
+        </w:rPr>
+        <w:t xml:space="preserve">&lt;janela e processo para contestar um registro.&gt;</w:t>
       </w:r>
     </w:p>
     <w:bookmarkEnd w:id="21"/>
@@ -1591,8 +1707,14 @@
     </w:p>
     <w:p>
       <w:pPr>
-        <w:pStyle w:val="BlockText"/>
-      </w:pPr>
+        <w:pStyle w:val="BodyText"/>
+      </w:pPr>
+      <w:r>
+        <w:t xml:space="preserve">&gt;</w:t>
+      </w:r>
+      <w:r>
+        <w:t xml:space="preserve"> </w:t>
+      </w:r>
       <w:r>
         <w:rPr>
           <w:b/>
@@ -1600,19 +1722,29 @@
         </w:rPr>
         <w:t xml:space="preserve">Justificativa — Por que definir as unidades internas com tanta precisão</w:t>
       </w:r>
-    </w:p>
-    <w:p>
-      <w:pPr>
-        <w:pStyle w:val="BlockText"/>
-      </w:pPr>
-      <w:r>
-        <w:t xml:space="preserve">Unidades internas tendem a adquirir poderes nos quais ninguém votou — decaimento, limites, transferibilidade, peso na governança — a menos que cada propriedade seja fixada por escrito. Listar emissão, regras de transferência, privacidade e status explícito de não-governança torna as unidades ferramentas de reconhecimento, em vez de moedas-sombra silenciosas.</w:t>
-      </w:r>
-    </w:p>
-    <w:p>
-      <w:pPr>
-        <w:pStyle w:val="BlockText"/>
-      </w:pPr>
+      <w:r>
+        <w:t xml:space="preserve"> </w:t>
+      </w:r>
+      <w:r>
+        <w:t xml:space="preserve">&gt;</w:t>
+      </w:r>
+      <w:r>
+        <w:t xml:space="preserve"> </w:t>
+      </w:r>
+      <w:r>
+        <w:t xml:space="preserve">&gt; Unidades internas tendem a adquirir poderes nos quais ninguém votou — decaimento, limites, transferibilidade, peso na governança — a menos que cada propriedade seja fixada por escrito. Listar emissão, regras de transferência, privacidade e status explícito de não-governança torna as unidades ferramentas de reconhecimento, em vez de moedas-sombra silenciosas.</w:t>
+      </w:r>
+    </w:p>
+    <w:p>
+      <w:pPr>
+        <w:pStyle w:val="BodyText"/>
+      </w:pPr>
+      <w:r>
+        <w:t xml:space="preserve">&gt;</w:t>
+      </w:r>
+      <w:r>
+        <w:t xml:space="preserve"> </w:t>
+      </w:r>
       <w:r>
         <w:rPr>
           <w:b/>
@@ -1620,13 +1752,17 @@
         </w:rPr>
         <w:t xml:space="preserve">Instruções — Como preencher isso</w:t>
       </w:r>
-    </w:p>
-    <w:p>
-      <w:pPr>
-        <w:pStyle w:val="BlockText"/>
-      </w:pPr>
-      <w:r>
-        <w:t xml:space="preserve">Se sua comunidade usa unidades internas (XP, ECO, créditos, etc.), defina o propósito, emissão, transferibilidade, decaimento, limite máximo, prevenção de fraude e privacidade de cada unidade. Indique explicitamente que as unidades não concedem direitos de governança além do estado de membresia.</w:t>
+      <w:r>
+        <w:t xml:space="preserve"> </w:t>
+      </w:r>
+      <w:r>
+        <w:t xml:space="preserve">&gt;</w:t>
+      </w:r>
+      <w:r>
+        <w:t xml:space="preserve"> </w:t>
+      </w:r>
+      <w:r>
+        <w:t xml:space="preserve">&gt; Se sua comunidade usa unidades internas (XP, ECO, créditos, etc.), defina o propósito, emissão, transferibilidade, decaimento, limite máximo, prevenção de fraude e privacidade de cada unidade. Indique explicitamente que as unidades não concedem direitos de governança além do estado de membresia.</w:t>
       </w:r>
     </w:p>
     <w:tbl>
@@ -1661,14 +1797,28 @@
             <w:pPr>
               <w:pStyle w:val="Compact"/>
             </w:pPr>
-          </w:p>
-        </w:tc>
-        <w:tc>
-          <w:tcPr/>
-          <w:p>
-            <w:pPr>
-              <w:pStyle w:val="Compact"/>
-            </w:pPr>
+            <w:r>
+              <w:rPr>
+                <w:i/>
+                <w:iCs/>
+              </w:rPr>
+              <w:t xml:space="preserve">&lt;Unidade A&gt;</w:t>
+            </w:r>
+          </w:p>
+        </w:tc>
+        <w:tc>
+          <w:tcPr/>
+          <w:p>
+            <w:pPr>
+              <w:pStyle w:val="Compact"/>
+            </w:pPr>
+            <w:r>
+              <w:rPr>
+                <w:i/>
+                <w:iCs/>
+              </w:rPr>
+              <w:t xml:space="preserve">&lt;Unidade B&gt;</w:t>
+            </w:r>
           </w:p>
         </w:tc>
       </w:tr>
@@ -2004,10 +2154,10 @@
     </w:tbl>
     <w:p>
       <w:pPr>
-        <w:pStyle w:val="BlockText"/>
-      </w:pPr>
-      <w:r>
-        <w:t xml:space="preserve">As unidades internas não concedem direitos de governança além do que o estado de membresia define.</w:t>
+        <w:pStyle w:val="BodyText"/>
+      </w:pPr>
+      <w:r>
+        <w:t xml:space="preserve">&gt; As unidades internas não concedem direitos de governança além do que o estado de membresia define.</w:t>
       </w:r>
     </w:p>
     <w:bookmarkEnd w:id="22"/>
@@ -2147,8 +2297,14 @@
     </w:p>
     <w:p>
       <w:pPr>
-        <w:pStyle w:val="BlockText"/>
-      </w:pPr>
+        <w:pStyle w:val="BodyText"/>
+      </w:pPr>
+      <w:r>
+        <w:t xml:space="preserve">&gt;</w:t>
+      </w:r>
+      <w:r>
+        <w:t xml:space="preserve"> </w:t>
+      </w:r>
       <w:r>
         <w:rPr>
           <w:b/>
@@ -2156,13 +2312,17 @@
         </w:rPr>
         <w:t xml:space="preserve">Justificativa — Por que restringir a acumulação</w:t>
       </w:r>
-    </w:p>
-    <w:p>
-      <w:pPr>
-        <w:pStyle w:val="BlockText"/>
-      </w:pPr>
-      <w:r>
-        <w:t xml:space="preserve">Qualquer unidade interna que possa se acumular sem limite eventualmente se torna alavancagem — alguns membros com saldos grandes ganham influência informal que o sistema de governança nunca lhes concedeu. Declarar as regras de acumulação explicitamente, mesmo quando a regra atual é</w:t>
+      <w:r>
+        <w:t xml:space="preserve"> </w:t>
+      </w:r>
+      <w:r>
+        <w:t xml:space="preserve">&gt;</w:t>
+      </w:r>
+      <w:r>
+        <w:t xml:space="preserve"> </w:t>
+      </w:r>
+      <w:r>
+        <w:t xml:space="preserve">&gt; Qualquer unidade interna que possa se acumular sem limite eventualmente se torna alavancagem — alguns membros com saldos grandes ganham influência informal que o sistema de governança nunca lhes concedeu. Declarar as regras de acumulação explicitamente, mesmo quando a regra atual é</w:t>
       </w:r>
       <w:r>
         <w:t xml:space="preserve"> </w:t>
@@ -2176,8 +2336,14 @@
     </w:p>
     <w:p>
       <w:pPr>
-        <w:pStyle w:val="BlockText"/>
-      </w:pPr>
+        <w:pStyle w:val="BodyText"/>
+      </w:pPr>
+      <w:r>
+        <w:t xml:space="preserve">&gt;</w:t>
+      </w:r>
+      <w:r>
+        <w:t xml:space="preserve"> </w:t>
+      </w:r>
       <w:r>
         <w:rPr>
           <w:b/>
@@ -2185,13 +2351,17 @@
         </w:rPr>
         <w:t xml:space="preserve">Instruções — Como preencher isso</w:t>
       </w:r>
-    </w:p>
-    <w:p>
-      <w:pPr>
-        <w:pStyle w:val="BlockText"/>
-      </w:pPr>
-      <w:r>
-        <w:t xml:space="preserve">Indique a regra atual de acumulação (limite, decaimento, nenhuma) e a regra de que nenhuma unidade interna pode ser convertida em autoridade de governança.</w:t>
+      <w:r>
+        <w:t xml:space="preserve"> </w:t>
+      </w:r>
+      <w:r>
+        <w:t xml:space="preserve">&gt;</w:t>
+      </w:r>
+      <w:r>
+        <w:t xml:space="preserve"> </w:t>
+      </w:r>
+      <w:r>
+        <w:t xml:space="preserve">&gt; Indique a regra atual de acumulação (limite, decaimento, nenhuma) e a regra de que nenhuma unidade interna pode ser convertida em autoridade de governança.</w:t>
       </w:r>
     </w:p>
     <w:p>
@@ -2283,8 +2453,14 @@
     </w:p>
     <w:p>
       <w:pPr>
-        <w:pStyle w:val="BlockText"/>
-      </w:pPr>
+        <w:pStyle w:val="BodyText"/>
+      </w:pPr>
+      <w:r>
+        <w:t xml:space="preserve">&gt;</w:t>
+      </w:r>
+      <w:r>
+        <w:t xml:space="preserve"> </w:t>
+      </w:r>
       <w:r>
         <w:rPr>
           <w:b/>
@@ -2292,13 +2468,17 @@
         </w:rPr>
         <w:t xml:space="preserve">Justificativa — Por que exigir aprovação antes que o dinheiro chegue</w:t>
       </w:r>
-    </w:p>
-    <w:p>
-      <w:pPr>
-        <w:pStyle w:val="BlockText"/>
-      </w:pPr>
-      <w:r>
-        <w:t xml:space="preserve">Uma vez que os fundos estão em mãos, a conversa muda de</w:t>
+      <w:r>
+        <w:t xml:space="preserve"> </w:t>
+      </w:r>
+      <w:r>
+        <w:t xml:space="preserve">&gt;</w:t>
+      </w:r>
+      <w:r>
+        <w:t xml:space="preserve"> </w:t>
+      </w:r>
+      <w:r>
+        <w:t xml:space="preserve">&gt; Uma vez que os fundos estão em mãos, a conversa muda de</w:t>
       </w:r>
       <w:r>
         <w:t xml:space="preserve"> </w:t>
@@ -2327,8 +2507,14 @@
     </w:p>
     <w:p>
       <w:pPr>
-        <w:pStyle w:val="BlockText"/>
-      </w:pPr>
+        <w:pStyle w:val="BodyText"/>
+      </w:pPr>
+      <w:r>
+        <w:t xml:space="preserve">&gt;</w:t>
+      </w:r>
+      <w:r>
+        <w:t xml:space="preserve"> </w:t>
+      </w:r>
       <w:r>
         <w:rPr>
           <w:b/>
@@ -2336,13 +2522,17 @@
         </w:rPr>
         <w:t xml:space="preserve">Instruções — Como preencher isso</w:t>
       </w:r>
-    </w:p>
-    <w:p>
-      <w:pPr>
-        <w:pStyle w:val="BlockText"/>
-      </w:pPr>
-      <w:r>
-        <w:t xml:space="preserve">Liste os canais de receita atualmente declarados, nomeie potenciais canais futuros e exija aprovação Estratégica antes que qualquer novo canal seja aberto.</w:t>
+      <w:r>
+        <w:t xml:space="preserve"> </w:t>
+      </w:r>
+      <w:r>
+        <w:t xml:space="preserve">&gt;</w:t>
+      </w:r>
+      <w:r>
+        <w:t xml:space="preserve"> </w:t>
+      </w:r>
+      <w:r>
+        <w:t xml:space="preserve">&gt; Liste os canais de receita atualmente declarados, nomeie potenciais canais futuros e exija aprovação Estratégica antes que qualquer novo canal seja aberto.</w:t>
       </w:r>
     </w:p>
     <w:p>
@@ -2353,6 +2543,13 @@
           <w:numId w:val="1005"/>
         </w:numPr>
       </w:pPr>
+      <w:r>
+        <w:rPr>
+          <w:i/>
+          <w:iCs/>
+        </w:rPr>
+        <w:t xml:space="preserve">&lt;Canais de receita atuais.&gt;</w:t>
+      </w:r>
     </w:p>
     <w:p>
       <w:pPr>
@@ -2362,6 +2559,13 @@
           <w:numId w:val="1005"/>
         </w:numPr>
       </w:pPr>
+      <w:r>
+        <w:rPr>
+          <w:i/>
+          <w:iCs/>
+        </w:rPr>
+        <w:t xml:space="preserve">&lt;Potenciais canais de receita futuros.&gt;</w:t>
+      </w:r>
     </w:p>
     <w:p>
       <w:pPr>
@@ -2391,8 +2595,14 @@
     </w:p>
     <w:p>
       <w:pPr>
-        <w:pStyle w:val="BlockText"/>
-      </w:pPr>
+        <w:pStyle w:val="FirstParagraph"/>
+      </w:pPr>
+      <w:r>
+        <w:t xml:space="preserve">&gt;</w:t>
+      </w:r>
+      <w:r>
+        <w:t xml:space="preserve"> </w:t>
+      </w:r>
       <w:r>
         <w:rPr>
           <w:b/>
@@ -2400,19 +2610,29 @@
         </w:rPr>
         <w:t xml:space="preserve">Justificativa — Por que delimitar o tempo das disputas econômicas</w:t>
       </w:r>
-    </w:p>
-    <w:p>
-      <w:pPr>
-        <w:pStyle w:val="BlockText"/>
-      </w:pPr>
-      <w:r>
-        <w:t xml:space="preserve">Registros de contribuição e saldo se acumulam rapidamente; se as disputas pudessem ser levantadas indefinidamente, o livro-razão nunca se estabilizaria e cada crédito histórico permaneceria contestável. Uma janela definida com um responsável nomeado e um caminho de apelação dá aos membros uma chance real de corrigir erros sem deixar toda a história econômica perpetuamente instável.</w:t>
-      </w:r>
-    </w:p>
-    <w:p>
-      <w:pPr>
-        <w:pStyle w:val="BlockText"/>
-      </w:pPr>
+      <w:r>
+        <w:t xml:space="preserve"> </w:t>
+      </w:r>
+      <w:r>
+        <w:t xml:space="preserve">&gt;</w:t>
+      </w:r>
+      <w:r>
+        <w:t xml:space="preserve"> </w:t>
+      </w:r>
+      <w:r>
+        <w:t xml:space="preserve">&gt; Registros de contribuição e saldo se acumulam rapidamente; se as disputas pudessem ser levantadas indefinidamente, o livro-razão nunca se estabilizaria e cada crédito histórico permaneceria contestável. Uma janela definida com um responsável nomeado e um caminho de apelação dá aos membros uma chance real de corrigir erros sem deixar toda a história econômica perpetuamente instável.</w:t>
+      </w:r>
+    </w:p>
+    <w:p>
+      <w:pPr>
+        <w:pStyle w:val="BodyText"/>
+      </w:pPr>
+      <w:r>
+        <w:t xml:space="preserve">&gt;</w:t>
+      </w:r>
+      <w:r>
+        <w:t xml:space="preserve"> </w:t>
+      </w:r>
       <w:r>
         <w:rPr>
           <w:b/>
@@ -2420,18 +2640,22 @@
         </w:rPr>
         <w:t xml:space="preserve">Instruções — Como preencher isso</w:t>
       </w:r>
-    </w:p>
-    <w:p>
-      <w:pPr>
-        <w:pStyle w:val="BlockText"/>
-      </w:pPr>
-      <w:r>
-        <w:t xml:space="preserve">Indique a janela de disputa, o responsável nomeado e o caminho de apelação. Faça referência ao Mecanismo de Reconhecimento de Contribuições para o processo completo.</w:t>
-      </w:r>
-    </w:p>
-    <w:p>
-      <w:pPr>
-        <w:pStyle w:val="FirstParagraph"/>
+      <w:r>
+        <w:t xml:space="preserve"> </w:t>
+      </w:r>
+      <w:r>
+        <w:t xml:space="preserve">&gt;</w:t>
+      </w:r>
+      <w:r>
+        <w:t xml:space="preserve"> </w:t>
+      </w:r>
+      <w:r>
+        <w:t xml:space="preserve">&gt; Indique a janela de disputa, o responsável nomeado e o caminho de apelação. Faça referência ao Mecanismo de Reconhecimento de Contribuições para o processo completo.</w:t>
+      </w:r>
+    </w:p>
+    <w:p>
+      <w:pPr>
+        <w:pStyle w:val="BodyText"/>
       </w:pPr>
       <w:r>
         <w:rPr>
@@ -2475,6 +2699,9 @@
       </w:r>
       <w:r>
         <w:t xml:space="preserve"> </w:t>
+      </w:r>
+      <w:r>
+        <w:t xml:space="preserve">&lt;AAAA-MM-DD&gt;</w:t>
       </w:r>
     </w:p>
     <w:p>

--- a/static/downloads/pt-br/docx/layer-3/internal-economy-protocol.docx
+++ b/static/downloads/pt-br/docx/layer-3/internal-economy-protocol.docx
@@ -87,7 +87,7 @@
         <w:t xml:space="preserve"> </w:t>
       </w:r>
       <w:r>
-        <w:t xml:space="preserve">2026-07-07</w:t>
+        <w:t xml:space="preserve">2026-08-31</w:t>
       </w:r>
     </w:p>
     <w:p>
@@ -2596,6 +2596,35 @@
     <w:p>
       <w:pPr>
         <w:pStyle w:val="FirstParagraph"/>
+      </w:pPr>
+      <w:r>
+        <w:rPr>
+          <w:i/>
+          <w:iCs/>
+        </w:rPr>
+        <w:t xml:space="preserve">Cláusulas RCOS:</w:t>
+      </w:r>
+      <w:r>
+        <w:rPr>
+          <w:i/>
+          <w:iCs/>
+        </w:rPr>
+        <w:t xml:space="preserve"> </w:t>
+      </w:r>
+      <w:hyperlink r:id="rId17">
+        <w:r>
+          <w:rPr>
+            <w:rStyle w:val="Hyperlink"/>
+            <w:i/>
+            <w:iCs/>
+          </w:rPr>
+          <w:t xml:space="preserve">5.5.3</w:t>
+        </w:r>
+      </w:hyperlink>
+    </w:p>
+    <w:p>
+      <w:pPr>
+        <w:pStyle w:val="BodyText"/>
       </w:pPr>
       <w:r>
         <w:t xml:space="preserve">&gt;</w:t>
